--- a/testakten/versausgleich-haerte-bgh-schaefer-nuernberg/docx/OLG_Nuernberg_Beschluss_14_11_2022.docx
+++ b/testakten/versausgleich-haerte-bgh-schaefer-nuernberg/docx/OLG_Nuernberg_Beschluss_14_11_2022.docx
@@ -185,7 +185,7 @@
     </w:p>
     <w:p>
       <w:r>
-        <w:t>I.</w:t>
+        <w:t>1. Beschwerdegegenstand und unstreitige Anrechte</w:t>
       </w:r>
     </w:p>
     <w:p>
@@ -203,7 +203,7 @@
     </w:p>
     <w:p>
       <w:r>
-        <w:t>II.</w:t>
+        <w:t>2. Beweisaufnahme im Beschwerdeverfahren</w:t>
       </w:r>
     </w:p>
     <w:p>
@@ -216,7 +216,7 @@
     </w:p>
     <w:p>
       <w:r>
-        <w:t>III.</w:t>
+        <w:t>3. Grobe Unbilligkeit nach § 27 VersAusglG</w:t>
       </w:r>
     </w:p>
     <w:p>
@@ -229,7 +229,7 @@
     </w:p>
     <w:p>
       <w:r>
-        <w:t>1. Vermoegenslage der Antragsgegnerin</w:t>
+        <w:t>3.1 Vermoegenslage der Antragsgegnerin</w:t>
       </w:r>
     </w:p>
     <w:p>
@@ -247,7 +247,7 @@
     </w:p>
     <w:p>
       <w:r>
-        <w:t>2. Vermoegenslage des Antragstellers</w:t>
+        <w:t>3.2 Vermoegenslage des Antragstellers</w:t>
       </w:r>
     </w:p>
     <w:p>
@@ -265,7 +265,7 @@
     </w:p>
     <w:p>
       <w:r>
-        <w:t>3. Wertung im Lichte der Rechtsprechung</w:t>
+        <w:t>3.3 Wertung im Lichte der Rechtsprechung</w:t>
       </w:r>
     </w:p>
     <w:p>
@@ -283,7 +283,7 @@
     </w:p>
     <w:p>
       <w:r>
-        <w:t>4. § 8 der notariellen Vereinbarung 11.11.2021</w:t>
+        <w:t>3.4 § 8 der notariellen Vereinbarung 11.11.2021</w:t>
       </w:r>
     </w:p>
     <w:p>
@@ -296,7 +296,7 @@
     </w:p>
     <w:p>
       <w:r>
-        <w:t>5. Rechtsfolge</w:t>
+        <w:t>3.5 Rechtsfolge</w:t>
       </w:r>
     </w:p>
     <w:p>
@@ -309,7 +309,7 @@
     </w:p>
     <w:p>
       <w:r>
-        <w:t>IV.</w:t>
+        <w:t>4. Kosten und Verfahrenswert</w:t>
       </w:r>
     </w:p>
     <w:p>
@@ -322,7 +322,7 @@
     </w:p>
     <w:p>
       <w:r>
-        <w:t>V.</w:t>
+        <w:t>5. Zulassung der Rechtsbeschwerde</w:t>
       </w:r>
     </w:p>
     <w:p>
